--- a/10-应急管理/运行记录类文件/100207-天津港引航中心引航信息系统及设备维护项目-应急演练改进跟踪.docx
+++ b/10-应急管理/运行记录类文件/100207-天津港引航中心引航信息系统及设备维护项目-应急演练改进跟踪.docx
@@ -126,8 +126,8 @@
           <w:lang w:eastAsia="zh-CN"/>
         </w:rPr>
       </w:pPr>
-      <w:bookmarkStart w:id="0" w:name="_Toc20834"/>
-      <w:bookmarkStart w:id="1" w:name="_Toc30729"/>
+      <w:bookmarkStart w:id="0" w:name="_Toc30729"/>
+      <w:bookmarkStart w:id="1" w:name="_Toc20834"/>
       <w:r>
         <w:rPr>
           <w:lang w:eastAsia="zh-CN"/>
@@ -392,9 +392,16 @@
             <w:r>
               <w:rPr>
                 <w:rFonts w:hint="eastAsia"/>
+                <w:lang w:val="en-US" w:eastAsia="zh-CN"/>
+              </w:rPr>
+              <w:t>审核</w:t>
+            </w:r>
+            <w:r>
+              <w:rPr>
+                <w:rFonts w:hint="eastAsia"/>
                 <w:lang w:eastAsia="zh-CN"/>
               </w:rPr>
-              <w:t>编制时间</w:t>
+              <w:t>时间</w:t>
             </w:r>
             <w:r>
               <w:rPr>
@@ -1635,8 +1642,6 @@
               <w:tab w:val="right" w:leader="dot" w:pos="8306"/>
             </w:tabs>
           </w:pPr>
-          <w:bookmarkStart w:id="38" w:name="_GoBack"/>
-          <w:bookmarkEnd w:id="38"/>
           <w:r>
             <w:rPr>
               <w:rFonts w:hint="eastAsia" w:ascii="宋体" w:hAnsi="宋体" w:eastAsia="宋体" w:cs="宋体"/>
@@ -2881,8 +2886,8 @@
         <w:pStyle w:val="28"/>
         <w:bidi w:val="0"/>
       </w:pPr>
-      <w:bookmarkStart w:id="4" w:name="heading_1"/>
-      <w:bookmarkStart w:id="5" w:name="_Toc5030"/>
+      <w:bookmarkStart w:id="4" w:name="_Toc5030"/>
+      <w:bookmarkStart w:id="5" w:name="heading_1"/>
       <w:r>
         <w:t>概述</w:t>
       </w:r>
@@ -2922,7 +2927,19 @@
         <w:bidi w:val="0"/>
       </w:pPr>
       <w:r>
-        <w:t>总体评价：截至2026年3月31日，各项改进措施已按计划完成，整改效果符合预期，项目应急响应能力得到有效提升。</w:t>
+        <w:t>总体评价：截至2026年</w:t>
+      </w:r>
+      <w:r>
+        <w:rPr>
+          <w:rFonts w:hint="eastAsia"/>
+          <w:lang w:val="en-US" w:eastAsia="zh-CN"/>
+        </w:rPr>
+        <w:t>4</w:t>
+      </w:r>
+      <w:bookmarkStart w:id="38" w:name="_GoBack"/>
+      <w:bookmarkEnd w:id="38"/>
+      <w:r>
+        <w:t>月31日，各项改进措施已按计划完成，整改效果符合预期，项目应急响应能力得到有效提升。</w:t>
       </w:r>
     </w:p>
     <w:p>
@@ -2930,8 +2947,8 @@
         <w:pStyle w:val="28"/>
         <w:bidi w:val="0"/>
       </w:pPr>
-      <w:bookmarkStart w:id="6" w:name="heading_2"/>
-      <w:bookmarkStart w:id="7" w:name="_Toc16039"/>
+      <w:bookmarkStart w:id="6" w:name="_Toc16039"/>
+      <w:bookmarkStart w:id="7" w:name="heading_2"/>
       <w:r>
         <w:t>改进措施跟踪情况</w:t>
       </w:r>
@@ -3544,8 +3561,8 @@
         <w:pStyle w:val="31"/>
         <w:bidi w:val="0"/>
       </w:pPr>
-      <w:bookmarkStart w:id="10" w:name="heading_4"/>
-      <w:bookmarkStart w:id="11" w:name="_Toc5603"/>
+      <w:bookmarkStart w:id="10" w:name="_Toc5603"/>
+      <w:bookmarkStart w:id="11" w:name="heading_4"/>
       <w:r>
         <w:t>具体落实情况</w:t>
       </w:r>
@@ -3613,8 +3630,8 @@
         <w:pStyle w:val="31"/>
         <w:bidi w:val="0"/>
       </w:pPr>
-      <w:bookmarkStart w:id="12" w:name="heading_5"/>
-      <w:bookmarkStart w:id="13" w:name="_Toc24260"/>
+      <w:bookmarkStart w:id="12" w:name="_Toc24260"/>
+      <w:bookmarkStart w:id="13" w:name="heading_5"/>
       <w:r>
         <w:t>效果验证</w:t>
       </w:r>
@@ -3635,8 +3652,8 @@
         <w:pStyle w:val="30"/>
         <w:bidi w:val="0"/>
       </w:pPr>
-      <w:bookmarkStart w:id="14" w:name="heading_6"/>
-      <w:bookmarkStart w:id="15" w:name="_Toc23433"/>
+      <w:bookmarkStart w:id="14" w:name="_Toc23433"/>
+      <w:bookmarkStart w:id="15" w:name="heading_6"/>
       <w:r>
         <w:t>改进项二：AIS接口故障处置流程录入知识库</w:t>
       </w:r>
@@ -4313,8 +4330,8 @@
         <w:pStyle w:val="31"/>
         <w:bidi w:val="0"/>
       </w:pPr>
-      <w:bookmarkStart w:id="18" w:name="heading_8"/>
-      <w:bookmarkStart w:id="19" w:name="_Toc6076"/>
+      <w:bookmarkStart w:id="18" w:name="_Toc6076"/>
+      <w:bookmarkStart w:id="19" w:name="heading_8"/>
       <w:r>
         <w:t>效果验证</w:t>
       </w:r>
@@ -4944,8 +4961,8 @@
         <w:pStyle w:val="31"/>
         <w:bidi w:val="0"/>
       </w:pPr>
-      <w:bookmarkStart w:id="22" w:name="heading_10"/>
-      <w:bookmarkStart w:id="23" w:name="_Toc15944"/>
+      <w:bookmarkStart w:id="22" w:name="_Toc15944"/>
+      <w:bookmarkStart w:id="23" w:name="heading_10"/>
       <w:r>
         <w:t>具体落实情况</w:t>
       </w:r>
@@ -5013,8 +5030,8 @@
         <w:pStyle w:val="31"/>
         <w:bidi w:val="0"/>
       </w:pPr>
-      <w:bookmarkStart w:id="24" w:name="heading_11"/>
-      <w:bookmarkStart w:id="25" w:name="_Toc27621"/>
+      <w:bookmarkStart w:id="24" w:name="_Toc27621"/>
+      <w:bookmarkStart w:id="25" w:name="heading_11"/>
       <w:r>
         <w:t>效果验证</w:t>
       </w:r>
@@ -5315,12 +5332,6 @@
             <w:insideH w:val="none" w:color="DEE0E3" w:sz="0" w:space="0"/>
             <w:insideV w:val="none" w:color="DEE0E3" w:sz="0" w:space="0"/>
           </w:tblBorders>
-          <w:tblCellMar>
-            <w:top w:w="0" w:type="dxa"/>
-            <w:left w:w="10" w:type="dxa"/>
-            <w:bottom w:w="0" w:type="dxa"/>
-            <w:right w:w="10" w:type="dxa"/>
-          </w:tblCellMar>
         </w:tblPrEx>
         <w:trPr>
           <w:trHeight w:val="0" w:hRule="atLeast"/>
@@ -5552,12 +5563,6 @@
             <w:insideH w:val="none" w:color="DEE0E3" w:sz="0" w:space="0"/>
             <w:insideV w:val="none" w:color="DEE0E3" w:sz="0" w:space="0"/>
           </w:tblBorders>
-          <w:tblCellMar>
-            <w:top w:w="0" w:type="dxa"/>
-            <w:left w:w="10" w:type="dxa"/>
-            <w:bottom w:w="0" w:type="dxa"/>
-            <w:right w:w="10" w:type="dxa"/>
-          </w:tblCellMar>
         </w:tblPrEx>
         <w:trPr>
           <w:trHeight w:val="0" w:hRule="atLeast"/>
@@ -6251,12 +6256,6 @@
             <w:insideH w:val="none" w:color="DEE0E3" w:sz="0" w:space="0"/>
             <w:insideV w:val="none" w:color="DEE0E3" w:sz="0" w:space="0"/>
           </w:tblBorders>
-          <w:tblCellMar>
-            <w:top w:w="0" w:type="dxa"/>
-            <w:left w:w="10" w:type="dxa"/>
-            <w:bottom w:w="0" w:type="dxa"/>
-            <w:right w:w="10" w:type="dxa"/>
-          </w:tblCellMar>
         </w:tblPrEx>
         <w:trPr>
           <w:trHeight w:val="0" w:hRule="atLeast"/>
@@ -6907,8 +6906,8 @@
         <w:pStyle w:val="30"/>
         <w:bidi w:val="0"/>
       </w:pPr>
-      <w:bookmarkStart w:id="34" w:name="heading_16"/>
-      <w:bookmarkStart w:id="35" w:name="_Toc30892"/>
+      <w:bookmarkStart w:id="34" w:name="_Toc30892"/>
+      <w:bookmarkStart w:id="35" w:name="heading_16"/>
       <w:r>
         <w:t>整体评价</w:t>
       </w:r>
